--- a/week-10-investigation-plan/week-10-investigation-plan-sample.docx
+++ b/week-10-investigation-plan/week-10-investigation-plan-sample.docx
@@ -14,7 +14,7 @@
       </w:pPr>
       <w:r>
         <w:rPr>
-          <w:rFonts w:eastAsia="Inter" w:cs="Inter" w:ascii="Calibri" w:hAnsi="Calibri"/>
+          <w:rFonts w:eastAsia="Calibri" w:cs="Calibri" w:ascii="Calibri" w:hAnsi="Calibri"/>
           <w:b/>
           <w:bCs/>
           <w:sz w:val="22"/>
@@ -37,7 +37,7 @@
       </w:pPr>
       <w:r>
         <w:rPr>
-          <w:rFonts w:eastAsia="Inter" w:cs="Inter" w:ascii="Calibri" w:hAnsi="Calibri"/>
+          <w:rFonts w:eastAsia="Calibri" w:cs="Calibri" w:ascii="Calibri" w:hAnsi="Calibri"/>
           <w:b/>
           <w:bCs/>
           <w:sz w:val="22"/>
@@ -47,7 +47,7 @@
       </w:r>
       <w:r>
         <w:rPr>
-          <w:rFonts w:eastAsia="Inter" w:cs="Inter" w:ascii="Calibri" w:hAnsi="Calibri"/>
+          <w:rFonts w:eastAsia="Calibri" w:cs="Calibri" w:ascii="Calibri" w:hAnsi="Calibri"/>
           <w:sz w:val="22"/>
           <w:szCs w:val="22"/>
         </w:rPr>
@@ -68,7 +68,7 @@
       </w:pPr>
       <w:r>
         <w:rPr>
-          <w:rFonts w:eastAsia="Inter" w:cs="Inter" w:ascii="Calibri" w:hAnsi="Calibri"/>
+          <w:rFonts w:eastAsia="Calibri" w:cs="Calibri" w:ascii="Calibri" w:hAnsi="Calibri"/>
           <w:b/>
           <w:bCs/>
           <w:sz w:val="22"/>
@@ -78,7 +78,7 @@
       </w:r>
       <w:r>
         <w:rPr>
-          <w:rFonts w:eastAsia="Inter" w:cs="Inter" w:ascii="Calibri" w:hAnsi="Calibri"/>
+          <w:rFonts w:eastAsia="Calibri" w:cs="Calibri" w:ascii="Calibri" w:hAnsi="Calibri"/>
           <w:sz w:val="22"/>
           <w:szCs w:val="22"/>
         </w:rPr>
@@ -133,7 +133,7 @@
             </w:pPr>
             <w:r>
               <w:rPr>
-                <w:rFonts w:eastAsia="Inter" w:cs="Inter" w:ascii="Calibri" w:hAnsi="Calibri"/>
+                <w:rFonts w:eastAsia="Calibri" w:cs="Calibri" w:ascii="Calibri" w:hAnsi="Calibri"/>
                 <w:b/>
                 <w:bCs/>
                 <w:sz w:val="22"/>
@@ -143,7 +143,7 @@
             </w:r>
             <w:r>
               <w:rPr>
-                <w:rFonts w:eastAsia="Inter" w:cs="Inter" w:ascii="Calibri" w:hAnsi="Calibri"/>
+                <w:rFonts w:eastAsia="Calibri" w:cs="Calibri" w:ascii="Calibri" w:hAnsi="Calibri"/>
                 <w:sz w:val="22"/>
                 <w:szCs w:val="22"/>
               </w:rPr>
@@ -157,14 +157,14 @@
               <w:spacing w:lineRule="auto" w:line="240" w:before="0" w:after="0"/>
               <w:jc w:val="start"/>
               <w:rPr>
-                <w:rFonts w:ascii="Calibri" w:hAnsi="Calibri" w:eastAsia="Inter" w:cs="Inter"/>
-                <w:sz w:val="22"/>
-                <w:szCs w:val="22"/>
-              </w:rPr>
-            </w:pPr>
-            <w:r>
-              <w:rPr>
-                <w:rFonts w:eastAsia="Inter" w:cs="Inter" w:ascii="Calibri" w:hAnsi="Calibri"/>
+                <w:rFonts w:ascii="Calibri" w:hAnsi="Calibri" w:eastAsia="Calibri" w:cs="Calibri"/>
+                <w:sz w:val="22"/>
+                <w:szCs w:val="22"/>
+              </w:rPr>
+            </w:pPr>
+            <w:r>
+              <w:rPr>
+                <w:rFonts w:eastAsia="Calibri" w:cs="Calibri" w:ascii="Calibri" w:hAnsi="Calibri"/>
                 <w:sz w:val="22"/>
                 <w:szCs w:val="22"/>
               </w:rPr>
@@ -184,7 +184,7 @@
             </w:pPr>
             <w:r>
               <w:rPr>
-                <w:rFonts w:eastAsia="Inter" w:cs="Inter" w:ascii="Calibri" w:hAnsi="Calibri"/>
+                <w:rFonts w:eastAsia="Calibri" w:cs="Calibri" w:ascii="Calibri" w:hAnsi="Calibri"/>
                 <w:b/>
                 <w:bCs/>
                 <w:sz w:val="22"/>
@@ -194,7 +194,7 @@
             </w:r>
             <w:r>
               <w:rPr>
-                <w:rFonts w:eastAsia="Inter" w:cs="Inter" w:ascii="Calibri" w:hAnsi="Calibri"/>
+                <w:rFonts w:eastAsia="Calibri" w:cs="Calibri" w:ascii="Calibri" w:hAnsi="Calibri"/>
                 <w:sz w:val="22"/>
                 <w:szCs w:val="22"/>
               </w:rPr>
@@ -244,14 +244,14 @@
         <w:pStyle w:val="normal1"/>
         <w:spacing w:lineRule="auto" w:line="240" w:before="0" w:after="0"/>
         <w:rPr>
-          <w:rFonts w:ascii="Calibri" w:hAnsi="Calibri" w:eastAsia="Inter" w:cs="Inter"/>
+          <w:rFonts w:ascii="Calibri" w:hAnsi="Calibri" w:eastAsia="Calibri" w:cs="Calibri"/>
           <w:sz w:val="22"/>
           <w:szCs w:val="22"/>
         </w:rPr>
       </w:pPr>
       <w:r>
         <w:rPr>
-          <w:rFonts w:eastAsia="Inter" w:cs="Inter" w:ascii="Calibri" w:hAnsi="Calibri"/>
+          <w:rFonts w:eastAsia="Calibri" w:cs="Calibri" w:ascii="Calibri" w:hAnsi="Calibri"/>
           <w:sz w:val="22"/>
           <w:szCs w:val="22"/>
         </w:rPr>
@@ -305,7 +305,7 @@
             </w:pPr>
             <w:r>
               <w:rPr>
-                <w:rFonts w:eastAsia="Inter" w:cs="Inter" w:ascii="Calibri" w:hAnsi="Calibri"/>
+                <w:rFonts w:eastAsia="Calibri" w:cs="Calibri" w:ascii="Calibri" w:hAnsi="Calibri"/>
                 <w:b/>
                 <w:bCs/>
                 <w:sz w:val="22"/>
@@ -326,7 +326,7 @@
             </w:pPr>
             <w:r>
               <w:rPr>
-                <w:rFonts w:eastAsia="Inter" w:cs="Inter" w:ascii="Calibri" w:hAnsi="Calibri"/>
+                <w:rFonts w:eastAsia="Calibri" w:cs="Calibri" w:ascii="Calibri" w:hAnsi="Calibri"/>
                 <w:sz w:val="22"/>
                 <w:szCs w:val="22"/>
               </w:rPr>
@@ -360,14 +360,14 @@
         <w:pStyle w:val="normal1"/>
         <w:spacing w:lineRule="auto" w:line="240" w:before="0" w:after="0"/>
         <w:rPr>
-          <w:rFonts w:ascii="Calibri" w:hAnsi="Calibri" w:eastAsia="Inter" w:cs="Inter"/>
+          <w:rFonts w:ascii="Calibri" w:hAnsi="Calibri" w:eastAsia="Calibri" w:cs="Calibri"/>
           <w:sz w:val="22"/>
           <w:szCs w:val="22"/>
         </w:rPr>
       </w:pPr>
       <w:r>
         <w:rPr>
-          <w:rFonts w:eastAsia="Inter" w:cs="Inter" w:ascii="Calibri" w:hAnsi="Calibri"/>
+          <w:rFonts w:eastAsia="Calibri" w:cs="Calibri" w:ascii="Calibri" w:hAnsi="Calibri"/>
           <w:sz w:val="22"/>
           <w:szCs w:val="22"/>
         </w:rPr>
@@ -419,7 +419,7 @@
             </w:pPr>
             <w:r>
               <w:rPr>
-                <w:rFonts w:eastAsia="Inter" w:cs="Inter" w:ascii="Calibri" w:hAnsi="Calibri"/>
+                <w:rFonts w:eastAsia="Calibri" w:cs="Calibri" w:ascii="Calibri" w:hAnsi="Calibri"/>
                 <w:b/>
                 <w:bCs/>
                 <w:sz w:val="22"/>
@@ -429,7 +429,7 @@
             </w:r>
             <w:r>
               <w:rPr>
-                <w:rFonts w:eastAsia="Inter" w:cs="Inter" w:ascii="Calibri" w:hAnsi="Calibri"/>
+                <w:rFonts w:eastAsia="Calibri" w:cs="Calibri" w:ascii="Calibri" w:hAnsi="Calibri"/>
                 <w:sz w:val="22"/>
                 <w:szCs w:val="22"/>
               </w:rPr>
@@ -463,14 +463,14 @@
         <w:pStyle w:val="normal1"/>
         <w:spacing w:lineRule="auto" w:line="240" w:before="0" w:after="0"/>
         <w:rPr>
-          <w:rFonts w:ascii="Calibri" w:hAnsi="Calibri" w:eastAsia="Inter" w:cs="Inter"/>
+          <w:rFonts w:ascii="Calibri" w:hAnsi="Calibri" w:eastAsia="Calibri" w:cs="Calibri"/>
           <w:sz w:val="22"/>
           <w:szCs w:val="22"/>
         </w:rPr>
       </w:pPr>
       <w:r>
         <w:rPr>
-          <w:rFonts w:eastAsia="Inter" w:cs="Inter" w:ascii="Calibri" w:hAnsi="Calibri"/>
+          <w:rFonts w:eastAsia="Calibri" w:cs="Calibri" w:ascii="Calibri" w:hAnsi="Calibri"/>
           <w:sz w:val="22"/>
           <w:szCs w:val="22"/>
         </w:rPr>
@@ -524,7 +524,7 @@
             </w:pPr>
             <w:r>
               <w:rPr>
-                <w:rFonts w:eastAsia="Inter" w:cs="Inter" w:ascii="Calibri" w:hAnsi="Calibri"/>
+                <w:rFonts w:eastAsia="Calibri" w:cs="Calibri" w:ascii="Calibri" w:hAnsi="Calibri"/>
                 <w:b/>
                 <w:bCs/>
                 <w:sz w:val="22"/>
@@ -576,27 +576,7 @@
     </w:tbl>
     <w:p>
       <w:pPr>
-        <w:pStyle w:val="normal1"/>
-        <w:spacing w:lineRule="auto" w:line="240" w:before="0" w:after="0"/>
-        <w:rPr>
-          <w:rFonts w:ascii="Calibri" w:hAnsi="Calibri" w:eastAsia="Inter" w:cs="Inter"/>
-          <w:sz w:val="22"/>
-          <w:szCs w:val="22"/>
-        </w:rPr>
-      </w:pPr>
-      <w:r>
-        <w:rPr>
-          <w:rFonts w:eastAsia="Inter" w:cs="Inter" w:ascii="Calibri" w:hAnsi="Calibri"/>
-          <w:sz w:val="22"/>
-          <w:szCs w:val="22"/>
-        </w:rPr>
-      </w:r>
-      <w:r>
-        <w:br w:type="page"/>
-      </w:r>
-    </w:p>
-    <w:p>
-      <w:pPr>
+        <w:pageBreakBefore/>
         <w:pStyle w:val="normal1"/>
         <w:spacing w:lineRule="auto" w:line="276" w:before="0" w:after="0"/>
         <w:rPr>
@@ -663,7 +643,7 @@
             </w:pPr>
             <w:r>
               <w:rPr>
-                <w:rFonts w:eastAsia="Inter" w:cs="Inter" w:ascii="Calibri" w:hAnsi="Calibri"/>
+                <w:rFonts w:eastAsia="Calibri" w:cs="Calibri" w:ascii="Calibri" w:hAnsi="Calibri"/>
                 <w:b/>
                 <w:bCs/>
                 <w:sz w:val="22"/>
@@ -683,7 +663,7 @@
             </w:pPr>
             <w:r>
               <w:rPr>
-                <w:rFonts w:eastAsia="Inter" w:cs="Inter" w:ascii="Calibri" w:hAnsi="Calibri"/>
+                <w:rFonts w:eastAsia="Calibri" w:cs="Calibri" w:ascii="Calibri" w:hAnsi="Calibri"/>
                 <w:sz w:val="22"/>
                 <w:szCs w:val="22"/>
               </w:rPr>
@@ -699,7 +679,7 @@
             </w:r>
             <w:r>
               <w:rPr>
-                <w:rFonts w:eastAsia="Inter" w:cs="Inter" w:ascii="Calibri" w:hAnsi="Calibri"/>
+                <w:rFonts w:eastAsia="Calibri" w:cs="Calibri" w:ascii="Calibri" w:hAnsi="Calibri"/>
                 <w:sz w:val="22"/>
                 <w:szCs w:val="22"/>
               </w:rPr>
@@ -715,7 +695,7 @@
             </w:r>
             <w:r>
               <w:rPr>
-                <w:rFonts w:eastAsia="Inter" w:cs="Inter" w:ascii="Calibri" w:hAnsi="Calibri"/>
+                <w:rFonts w:eastAsia="Calibri" w:cs="Calibri" w:ascii="Calibri" w:hAnsi="Calibri"/>
                 <w:sz w:val="22"/>
                 <w:szCs w:val="22"/>
               </w:rPr>
@@ -731,7 +711,7 @@
             </w:r>
             <w:r>
               <w:rPr>
-                <w:rFonts w:eastAsia="Inter" w:cs="Inter" w:ascii="Calibri" w:hAnsi="Calibri"/>
+                <w:rFonts w:eastAsia="Calibri" w:cs="Calibri" w:ascii="Calibri" w:hAnsi="Calibri"/>
                 <w:sz w:val="22"/>
                 <w:szCs w:val="22"/>
               </w:rPr>
@@ -758,7 +738,7 @@
             </w:pPr>
             <w:r>
               <w:rPr>
-                <w:rFonts w:eastAsia="Inter" w:cs="Inter" w:ascii="Calibri" w:hAnsi="Calibri"/>
+                <w:rFonts w:eastAsia="Calibri" w:cs="Calibri" w:ascii="Calibri" w:hAnsi="Calibri"/>
                 <w:sz w:val="22"/>
                 <w:szCs w:val="22"/>
               </w:rPr>
@@ -790,7 +770,7 @@
             </w:pPr>
             <w:r>
               <w:rPr>
-                <w:rFonts w:eastAsia="Inter" w:cs="Inter" w:ascii="Calibri" w:hAnsi="Calibri"/>
+                <w:rFonts w:eastAsia="Calibri" w:cs="Calibri" w:ascii="Calibri" w:hAnsi="Calibri"/>
                 <w:sz w:val="22"/>
                 <w:szCs w:val="22"/>
               </w:rPr>
@@ -867,7 +847,7 @@
             </w:pPr>
             <w:r>
               <w:rPr>
-                <w:rFonts w:eastAsia="Inter" w:cs="Inter" w:ascii="Calibri" w:hAnsi="Calibri"/>
+                <w:rFonts w:eastAsia="Calibri" w:cs="Calibri" w:ascii="Calibri" w:hAnsi="Calibri"/>
                 <w:sz w:val="22"/>
                 <w:szCs w:val="22"/>
               </w:rPr>
@@ -944,7 +924,7 @@
             </w:pPr>
             <w:r>
               <w:rPr>
-                <w:rFonts w:eastAsia="Inter" w:cs="Inter" w:ascii="Calibri" w:hAnsi="Calibri"/>
+                <w:rFonts w:eastAsia="Calibri" w:cs="Calibri" w:ascii="Calibri" w:hAnsi="Calibri"/>
                 <w:sz w:val="22"/>
                 <w:szCs w:val="22"/>
               </w:rPr>
@@ -1029,7 +1009,7 @@
             </w:pPr>
             <w:r>
               <w:rPr>
-                <w:rFonts w:eastAsia="Inter" w:cs="Inter" w:ascii="Calibri" w:hAnsi="Calibri"/>
+                <w:rFonts w:eastAsia="Calibri" w:cs="Calibri" w:ascii="Calibri" w:hAnsi="Calibri"/>
                 <w:b/>
                 <w:bCs/>
                 <w:sz w:val="22"/>
@@ -1050,7 +1030,7 @@
             </w:pPr>
             <w:r>
               <w:rPr>
-                <w:rFonts w:eastAsia="Inter" w:cs="Inter" w:ascii="Calibri" w:hAnsi="Calibri"/>
+                <w:rFonts w:eastAsia="Calibri" w:cs="Calibri" w:ascii="Calibri" w:hAnsi="Calibri"/>
                 <w:sz w:val="22"/>
                 <w:szCs w:val="22"/>
               </w:rPr>
@@ -1084,14 +1064,14 @@
         <w:pStyle w:val="normal1"/>
         <w:spacing w:lineRule="auto" w:line="240" w:before="0" w:after="0"/>
         <w:rPr>
-          <w:rFonts w:ascii="Calibri" w:hAnsi="Calibri" w:eastAsia="Inter" w:cs="Inter"/>
+          <w:rFonts w:ascii="Calibri" w:hAnsi="Calibri" w:eastAsia="Calibri" w:cs="Calibri"/>
           <w:sz w:val="22"/>
           <w:szCs w:val="22"/>
         </w:rPr>
       </w:pPr>
       <w:r>
         <w:rPr>
-          <w:rFonts w:eastAsia="Inter" w:cs="Inter" w:ascii="Calibri" w:hAnsi="Calibri"/>
+          <w:rFonts w:eastAsia="Calibri" w:cs="Calibri" w:ascii="Calibri" w:hAnsi="Calibri"/>
           <w:sz w:val="22"/>
           <w:szCs w:val="22"/>
         </w:rPr>
@@ -1145,7 +1125,7 @@
             </w:pPr>
             <w:r>
               <w:rPr>
-                <w:rFonts w:eastAsia="Inter" w:cs="Inter" w:ascii="Calibri" w:hAnsi="Calibri"/>
+                <w:rFonts w:eastAsia="Calibri" w:cs="Calibri" w:ascii="Calibri" w:hAnsi="Calibri"/>
                 <w:b/>
                 <w:bCs/>
                 <w:sz w:val="22"/>
@@ -1166,7 +1146,7 @@
             </w:pPr>
             <w:r>
               <w:rPr>
-                <w:rFonts w:eastAsia="Inter" w:cs="Inter" w:ascii="Calibri" w:hAnsi="Calibri"/>
+                <w:rFonts w:eastAsia="Calibri" w:cs="Calibri" w:ascii="Calibri" w:hAnsi="Calibri"/>
                 <w:sz w:val="22"/>
                 <w:szCs w:val="22"/>
               </w:rPr>
@@ -1188,14 +1168,14 @@
             <w:pPr>
               <w:pStyle w:val="normal1"/>
               <w:rPr>
-                <w:rFonts w:ascii="Calibri" w:hAnsi="Calibri" w:eastAsia="Inter" w:cs="Inter"/>
-                <w:sz w:val="22"/>
-                <w:szCs w:val="22"/>
-              </w:rPr>
-            </w:pPr>
-            <w:r>
-              <w:rPr>
-                <w:rFonts w:eastAsia="Inter" w:cs="Inter" w:ascii="Calibri" w:hAnsi="Calibri"/>
+                <w:rFonts w:ascii="Calibri" w:hAnsi="Calibri" w:eastAsia="Calibri" w:cs="Calibri"/>
+                <w:sz w:val="22"/>
+                <w:szCs w:val="22"/>
+              </w:rPr>
+            </w:pPr>
+            <w:r>
+              <w:rPr>
+                <w:rFonts w:eastAsia="Calibri" w:cs="Calibri" w:ascii="Calibri" w:hAnsi="Calibri"/>
                 <w:sz w:val="22"/>
                 <w:szCs w:val="22"/>
               </w:rPr>
@@ -1208,14 +1188,14 @@
               <w:spacing w:lineRule="auto" w:line="240" w:before="0" w:after="0"/>
               <w:jc w:val="start"/>
               <w:rPr>
-                <w:rFonts w:ascii="Calibri" w:hAnsi="Calibri" w:eastAsia="Inter" w:cs="Inter"/>
-                <w:sz w:val="22"/>
-                <w:szCs w:val="22"/>
-              </w:rPr>
-            </w:pPr>
-            <w:r>
-              <w:rPr>
-                <w:rFonts w:eastAsia="Inter" w:cs="Inter" w:ascii="Calibri" w:hAnsi="Calibri"/>
+                <w:rFonts w:ascii="Calibri" w:hAnsi="Calibri" w:eastAsia="Calibri" w:cs="Calibri"/>
+                <w:sz w:val="22"/>
+                <w:szCs w:val="22"/>
+              </w:rPr>
+            </w:pPr>
+            <w:r>
+              <w:rPr>
+                <w:rFonts w:eastAsia="Calibri" w:cs="Calibri" w:ascii="Calibri" w:hAnsi="Calibri"/>
                 <w:sz w:val="22"/>
                 <w:szCs w:val="22"/>
               </w:rPr>
@@ -1228,14 +1208,14 @@
               <w:spacing w:lineRule="auto" w:line="240" w:before="0" w:after="0"/>
               <w:jc w:val="start"/>
               <w:rPr>
-                <w:rFonts w:ascii="Calibri" w:hAnsi="Calibri" w:eastAsia="Inter" w:cs="Inter"/>
-                <w:sz w:val="22"/>
-                <w:szCs w:val="22"/>
-              </w:rPr>
-            </w:pPr>
-            <w:r>
-              <w:rPr>
-                <w:rFonts w:eastAsia="Inter" w:cs="Inter" w:ascii="Calibri" w:hAnsi="Calibri"/>
+                <w:rFonts w:ascii="Calibri" w:hAnsi="Calibri" w:eastAsia="Calibri" w:cs="Calibri"/>
+                <w:sz w:val="22"/>
+                <w:szCs w:val="22"/>
+              </w:rPr>
+            </w:pPr>
+            <w:r>
+              <w:rPr>
+                <w:rFonts w:eastAsia="Calibri" w:cs="Calibri" w:ascii="Calibri" w:hAnsi="Calibri"/>
                 <w:sz w:val="22"/>
                 <w:szCs w:val="22"/>
               </w:rPr>
@@ -1248,14 +1228,14 @@
               <w:spacing w:lineRule="auto" w:line="240" w:before="0" w:after="0"/>
               <w:jc w:val="start"/>
               <w:rPr>
-                <w:rFonts w:ascii="Calibri" w:hAnsi="Calibri" w:eastAsia="Inter" w:cs="Inter"/>
-                <w:sz w:val="22"/>
-                <w:szCs w:val="22"/>
-              </w:rPr>
-            </w:pPr>
-            <w:r>
-              <w:rPr>
-                <w:rFonts w:eastAsia="Inter" w:cs="Inter" w:ascii="Calibri" w:hAnsi="Calibri"/>
+                <w:rFonts w:ascii="Calibri" w:hAnsi="Calibri" w:eastAsia="Calibri" w:cs="Calibri"/>
+                <w:sz w:val="22"/>
+                <w:szCs w:val="22"/>
+              </w:rPr>
+            </w:pPr>
+            <w:r>
+              <w:rPr>
+                <w:rFonts w:eastAsia="Calibri" w:cs="Calibri" w:ascii="Calibri" w:hAnsi="Calibri"/>
                 <w:sz w:val="22"/>
                 <w:szCs w:val="22"/>
               </w:rPr>
@@ -1268,14 +1248,14 @@
               <w:spacing w:lineRule="auto" w:line="240" w:before="0" w:after="0"/>
               <w:jc w:val="start"/>
               <w:rPr>
-                <w:rFonts w:ascii="Calibri" w:hAnsi="Calibri" w:eastAsia="Inter" w:cs="Inter"/>
-                <w:sz w:val="22"/>
-                <w:szCs w:val="22"/>
-              </w:rPr>
-            </w:pPr>
-            <w:r>
-              <w:rPr>
-                <w:rFonts w:eastAsia="Inter" w:cs="Inter" w:ascii="Calibri" w:hAnsi="Calibri"/>
+                <w:rFonts w:ascii="Calibri" w:hAnsi="Calibri" w:eastAsia="Calibri" w:cs="Calibri"/>
+                <w:sz w:val="22"/>
+                <w:szCs w:val="22"/>
+              </w:rPr>
+            </w:pPr>
+            <w:r>
+              <w:rPr>
+                <w:rFonts w:eastAsia="Calibri" w:cs="Calibri" w:ascii="Calibri" w:hAnsi="Calibri"/>
                 <w:sz w:val="22"/>
                 <w:szCs w:val="22"/>
               </w:rPr>
@@ -1297,7 +1277,7 @@
       </w:pPr>
       <w:r>
         <w:rPr>
-          <w:rFonts w:eastAsia="Inter" w:cs="Inter" w:ascii="Calibri" w:hAnsi="Calibri"/>
+          <w:rFonts w:eastAsia="Calibri" w:cs="Calibri" w:ascii="Calibri" w:hAnsi="Calibri"/>
           <w:sz w:val="22"/>
           <w:szCs w:val="22"/>
         </w:rPr>
@@ -1305,7 +1285,7 @@
       </w:r>
       <w:r>
         <w:rPr>
-          <w:rFonts w:eastAsia="Inter" w:cs="Inter" w:ascii="Calibri" w:hAnsi="Calibri"/>
+          <w:rFonts w:eastAsia="Calibri" w:cs="Calibri" w:ascii="Calibri" w:hAnsi="Calibri"/>
           <w:b/>
           <w:bCs/>
           <w:sz w:val="22"/>
@@ -1315,7 +1295,7 @@
       </w:r>
       <w:r>
         <w:rPr>
-          <w:rFonts w:eastAsia="Inter" w:cs="Inter" w:ascii="Calibri" w:hAnsi="Calibri"/>
+          <w:rFonts w:eastAsia="Calibri" w:cs="Calibri" w:ascii="Calibri" w:hAnsi="Calibri"/>
           <w:sz w:val="22"/>
           <w:szCs w:val="22"/>
         </w:rPr>
